--- a/resume/source/Xevier_T_CV_en.docx
+++ b/resume/source/Xevier_T_CV_en.docx
@@ -1,6 +1,6 @@
 
 <file path=word/document.xml><?xml version="1.0" encoding="utf-8"?>
-<w:document xmlns:wpc="http://schemas.microsoft.com/office/word/2010/wordprocessingCanvas" xmlns:cx="http://schemas.microsoft.com/office/drawing/2014/chartex" xmlns:cx1="http://schemas.microsoft.com/office/drawing/2015/9/8/chartex" xmlns:cx2="http://schemas.microsoft.com/office/drawing/2015/10/21/chartex" xmlns:cx3="http://schemas.microsoft.com/office/drawing/2016/5/9/chartex" xmlns:cx4="http://schemas.microsoft.com/office/drawing/2016/5/10/chartex" xmlns:cx5="http://schemas.microsoft.com/office/drawing/2016/5/11/chartex" xmlns:cx6="http://schemas.microsoft.com/office/drawing/2016/5/12/chartex" xmlns:cx7="http://schemas.microsoft.com/office/drawing/2016/5/13/chartex" xmlns:cx8="http://schemas.microsoft.com/office/drawing/2016/5/14/chartex" xmlns:mc="http://schemas.openxmlformats.org/markup-compatibility/2006" xmlns:aink="http://schemas.microsoft.com/office/drawing/2016/ink" xmlns:am3d="http://schemas.microsoft.com/office/drawing/2017/model3d" xmlns:o="urn:schemas-microsoft-com:office:office" xmlns:oel="http://schemas.microsoft.com/office/2019/extlst" xmlns:r="http://schemas.openxmlformats.org/officeDocument/2006/relationships" xmlns:m="http://schemas.openxmlformats.org/officeDocument/2006/math" xmlns:v="urn:schemas-microsoft-com:vml" xmlns:wp14="http://schemas.microsoft.com/office/word/2010/wordprocessingDrawing" xmlns:wp="http://schemas.openxmlformats.org/drawingml/2006/wordprocessingDrawing" xmlns:w10="urn:schemas-microsoft-com:office:word" xmlns:w="http://schemas.openxmlformats.org/wordprocessingml/2006/main" xmlns:w14="http://schemas.microsoft.com/office/word/2010/wordml" xmlns:w15="http://schemas.microsoft.com/office/word/2012/wordml" xmlns:w16cei="http://schemas.microsoft.com/office/word/2026/wordml/cei" xmlns:w16cex="http://schemas.microsoft.com/office/word/2018/wordml/cex" xmlns:w16cid="http://schemas.microsoft.com/office/word/2016/wordml/cid" xmlns:w16="http://schemas.microsoft.com/office/word/2018/wordml" xmlns:w16du="http://schemas.microsoft.com/office/word/2023/wordml/word16du" xmlns:w16sdtdh="http://schemas.microsoft.com/office/word/2020/wordml/sdtdatahash" xmlns:w16sdtfl="http://schemas.microsoft.com/office/word/2024/wordml/sdtformatlock" xmlns:w16se="http://schemas.microsoft.com/office/word/2015/wordml/symex" xmlns:wpg="http://schemas.microsoft.com/office/word/2010/wordprocessingGroup" xmlns:wpi="http://schemas.microsoft.com/office/word/2010/wordprocessingInk" xmlns:wne="http://schemas.microsoft.com/office/word/2006/wordml" xmlns:wps="http://schemas.microsoft.com/office/word/2010/wordprocessingShape" mc:Ignorable="w14 w15 w16se w16cid w16 w16cex w16sdtdh w16sdtfl w16du wp14">
+<w:document xmlns:wpc="http://schemas.microsoft.com/office/word/2010/wordprocessingCanvas" xmlns:cx="http://schemas.microsoft.com/office/drawing/2014/chartex" xmlns:cx1="http://schemas.microsoft.com/office/drawing/2015/9/8/chartex" xmlns:cx2="http://schemas.microsoft.com/office/drawing/2015/10/21/chartex" xmlns:cx3="http://schemas.microsoft.com/office/drawing/2016/5/9/chartex" xmlns:cx4="http://schemas.microsoft.com/office/drawing/2016/5/10/chartex" xmlns:cx5="http://schemas.microsoft.com/office/drawing/2016/5/11/chartex" xmlns:cx6="http://schemas.microsoft.com/office/drawing/2016/5/12/chartex" xmlns:cx7="http://schemas.microsoft.com/office/drawing/2016/5/13/chartex" xmlns:cx8="http://schemas.microsoft.com/office/drawing/2016/5/14/chartex" xmlns:mc="http://schemas.openxmlformats.org/markup-compatibility/2006" xmlns:aink="http://schemas.microsoft.com/office/drawing/2016/ink" xmlns:am3d="http://schemas.microsoft.com/office/drawing/2017/model3d" xmlns:o="urn:schemas-microsoft-com:office:office" xmlns:oel="http://schemas.microsoft.com/office/2019/extlst" xmlns:r="http://schemas.openxmlformats.org/officeDocument/2006/relationships" xmlns:m="http://schemas.openxmlformats.org/officeDocument/2006/math" xmlns:v="urn:schemas-microsoft-com:vml" xmlns:wp14="http://schemas.microsoft.com/office/word/2010/wordprocessingDrawing" xmlns:wp="http://schemas.openxmlformats.org/drawingml/2006/wordprocessingDrawing" xmlns:w10="urn:schemas-microsoft-com:office:word" xmlns:w="http://schemas.openxmlformats.org/wordprocessingml/2006/main" xmlns:w14="http://schemas.microsoft.com/office/word/2010/wordml" xmlns:w15="http://schemas.microsoft.com/office/word/2012/wordml" xmlns:w16cex="http://schemas.microsoft.com/office/word/2018/wordml/cex" xmlns:w16cid="http://schemas.microsoft.com/office/word/2016/wordml/cid" xmlns:w16="http://schemas.microsoft.com/office/word/2018/wordml" xmlns:w16du="http://schemas.microsoft.com/office/word/2023/wordml/word16du" xmlns:w16sdtdh="http://schemas.microsoft.com/office/word/2020/wordml/sdtdatahash" xmlns:w16sdtfl="http://schemas.microsoft.com/office/word/2024/wordml/sdtformatlock" xmlns:w16se="http://schemas.microsoft.com/office/word/2015/wordml/symex" xmlns:wpg="http://schemas.microsoft.com/office/word/2010/wordprocessingGroup" xmlns:wpi="http://schemas.microsoft.com/office/word/2010/wordprocessingInk" xmlns:wne="http://schemas.microsoft.com/office/word/2006/wordml" xmlns:wps="http://schemas.microsoft.com/office/word/2010/wordprocessingShape" mc:Ignorable="w14 w15 w16se w16cid w16 w16cex w16sdtdh w16sdtfl w16du wp14">
   <w:body>
     <w:p>
       <w:pPr>
@@ -31,11 +31,6 @@
         </w:tabs>
         <w:spacing w:after="200" w:line="240" w:lineRule="auto"/>
         <w:jc w:val="center"/>
-        <w:rPr>
-          <w:rFonts w:ascii="Roboto Light" w:eastAsia="Roboto Light" w:hAnsi="Roboto Light" w:cs="Roboto Light"/>
-          <w:sz w:val="20"/>
-          <w:szCs w:val="20"/>
-        </w:rPr>
       </w:pPr>
       <w:hyperlink r:id="rId6" w:history="1">
         <w:r>
@@ -69,9 +64,10 @@
         </w:rPr>
         <w:t xml:space="preserve"> • </w:t>
       </w:r>
-      <w:hyperlink r:id="rId8">
+      <w:hyperlink r:id="rId8" w:history="1">
         <w:r>
           <w:rPr>
+            <w:rStyle w:val="Hyperlink"/>
             <w:rFonts w:ascii="Roboto Light" w:hAnsi="Roboto Light"/>
           </w:rPr>
           <w:t>linkedin.com/in/</w:t>
@@ -79,12 +75,31 @@
         <w:proofErr w:type="spellStart"/>
         <w:r>
           <w:rPr>
+            <w:rStyle w:val="Hyperlink"/>
             <w:rFonts w:ascii="Roboto Light" w:hAnsi="Roboto Light"/>
           </w:rPr>
           <w:t>xevierturrubiartes</w:t>
         </w:r>
         <w:proofErr w:type="spellEnd"/>
       </w:hyperlink>
+    </w:p>
+    <w:p>
+      <w:pPr>
+        <w:tabs>
+          <w:tab w:val="center" w:pos="5400"/>
+          <w:tab w:val="right" w:pos="10710"/>
+        </w:tabs>
+        <w:spacing w:before="240" w:after="240" w:line="240" w:lineRule="auto"/>
+        <w:rPr>
+          <w:rFonts w:ascii="Roboto Light" w:eastAsia="Roboto Light" w:hAnsi="Roboto Light" w:cs="Roboto Light"/>
+        </w:rPr>
+      </w:pPr>
+      <w:r>
+        <w:rPr>
+          <w:rFonts w:ascii="Roboto Light" w:eastAsia="Roboto Light" w:hAnsi="Roboto Light" w:cs="Roboto Light"/>
+        </w:rPr>
+        <w:t>Senior Full-Stack and AI Developer with 6 years of experience building SaaS products and AI platforms using TypeScript, React, Node.js, PostgreSQL, and modern LLM technologies. Experienced in software architecture, RAG and multi-agent systems, and leading small engineering teams from design through production.</w:t>
+      </w:r>
     </w:p>
     <w:p>
       <w:pPr>
@@ -146,7 +161,7 @@
               </wp:anchor>
             </w:drawing>
           </mc:Choice>
-          <mc:Fallback>
+          <mc:Fallback xmlns:w16cei="http://schemas.microsoft.com/office/word/2026/wordml/cei">
             <w:pict>
               <v:shapetype w14:anchorId="5AB383F2" id="_x0000_t32" coordsize="21600,21600" o:spt="32" o:oned="t" path="m,l21600,21600e" filled="f">
                 <v:path arrowok="t" fillok="f" o:connecttype="none"/>
@@ -233,8 +248,6 @@
           <w:bCs/>
           <w:i/>
           <w:iCs/>
-          <w:sz w:val="20"/>
-          <w:szCs w:val="20"/>
         </w:rPr>
       </w:pPr>
       <w:r>
@@ -244,7 +257,7 @@
           <w:bCs/>
           <w:i/>
           <w:iCs/>
-          <w:sz w:val="20"/>
+          <w:szCs w:val="24"/>
         </w:rPr>
         <w:t>AI Project Lead</w:t>
       </w:r>
@@ -253,14 +266,14 @@
           <w:rFonts w:ascii="Roboto Light" w:hAnsi="Roboto Light"/>
           <w:b/>
           <w:bCs/>
-          <w:sz w:val="20"/>
+          <w:szCs w:val="24"/>
         </w:rPr>
         <w:tab/>
       </w:r>
       <w:r>
         <w:rPr>
           <w:rFonts w:ascii="Roboto Light" w:hAnsi="Roboto Light"/>
-          <w:sz w:val="20"/>
+          <w:szCs w:val="24"/>
         </w:rPr>
         <w:t>January 2026 – Present</w:t>
       </w:r>
@@ -499,8 +512,6 @@
           <w:rFonts w:ascii="Roboto Light" w:eastAsia="Roboto Light" w:hAnsi="Roboto Light" w:cs="Roboto Light"/>
           <w:i/>
           <w:iCs/>
-          <w:sz w:val="20"/>
-          <w:szCs w:val="20"/>
         </w:rPr>
       </w:pPr>
       <w:r>
@@ -510,8 +521,6 @@
           <w:bCs/>
           <w:i/>
           <w:iCs/>
-          <w:sz w:val="20"/>
-          <w:szCs w:val="20"/>
         </w:rPr>
         <w:t>Lead Front-end Developer</w:t>
       </w:r>
@@ -522,8 +531,6 @@
           <w:bCs/>
           <w:i/>
           <w:iCs/>
-          <w:sz w:val="20"/>
-          <w:szCs w:val="20"/>
         </w:rPr>
         <w:tab/>
       </w:r>
@@ -534,8 +541,6 @@
           <w:bCs/>
           <w:i/>
           <w:iCs/>
-          <w:sz w:val="20"/>
-          <w:szCs w:val="20"/>
         </w:rPr>
         <w:tab/>
       </w:r>
@@ -544,8 +549,6 @@
           <w:rFonts w:ascii="Roboto Light" w:eastAsia="Roboto Light" w:hAnsi="Roboto Light" w:cs="Roboto Light"/>
           <w:i/>
           <w:iCs/>
-          <w:sz w:val="20"/>
-          <w:szCs w:val="20"/>
         </w:rPr>
         <w:t>March 2025 – December 2025</w:t>
       </w:r>
@@ -664,8 +667,6 @@
           <w:rFonts w:ascii="Roboto Light" w:eastAsia="Roboto Light" w:hAnsi="Roboto Light" w:cs="Roboto Light"/>
           <w:i/>
           <w:iCs/>
-          <w:sz w:val="20"/>
-          <w:szCs w:val="20"/>
         </w:rPr>
       </w:pPr>
       <w:r>
@@ -675,8 +676,6 @@
           <w:bCs/>
           <w:i/>
           <w:iCs/>
-          <w:sz w:val="20"/>
-          <w:szCs w:val="20"/>
         </w:rPr>
         <w:t>Lead Full-Stack Developer</w:t>
       </w:r>
@@ -687,8 +686,6 @@
           <w:bCs/>
           <w:i/>
           <w:iCs/>
-          <w:sz w:val="20"/>
-          <w:szCs w:val="20"/>
         </w:rPr>
         <w:tab/>
       </w:r>
@@ -697,8 +694,6 @@
           <w:rFonts w:ascii="Roboto Light" w:eastAsia="Roboto Light" w:hAnsi="Roboto Light" w:cs="Roboto Light"/>
           <w:i/>
           <w:iCs/>
-          <w:sz w:val="20"/>
-          <w:szCs w:val="20"/>
         </w:rPr>
         <w:t>August 2024 – February 2025</w:t>
       </w:r>
@@ -754,7 +749,46 @@
         <w:tabs>
           <w:tab w:val="right" w:pos="10800"/>
         </w:tabs>
-        <w:spacing w:before="200" w:after="0" w:line="240" w:lineRule="auto"/>
+        <w:spacing w:before="120" w:after="120"/>
+        <w:rPr>
+          <w:rFonts w:ascii="Roboto Light" w:eastAsia="Roboto Light" w:hAnsi="Roboto Light" w:cs="Roboto Light"/>
+          <w:b/>
+          <w:bCs/>
+          <w:sz w:val="20"/>
+          <w:szCs w:val="20"/>
+        </w:rPr>
+      </w:pPr>
+      <w:r>
+        <w:rPr>
+          <w:rFonts w:ascii="Roboto Light" w:eastAsia="Roboto Light" w:hAnsi="Roboto Light" w:cs="Roboto Light"/>
+          <w:b/>
+          <w:bCs/>
+          <w:sz w:val="20"/>
+          <w:szCs w:val="20"/>
+        </w:rPr>
+        <w:t>Earlier Software Engineering Experience</w:t>
+      </w:r>
+      <w:r>
+        <w:rPr>
+          <w:rFonts w:ascii="Roboto Light" w:eastAsia="Roboto Light" w:hAnsi="Roboto Light" w:cs="Roboto Light"/>
+          <w:b/>
+          <w:bCs/>
+          <w:sz w:val="20"/>
+          <w:szCs w:val="20"/>
+        </w:rPr>
+        <w:t xml:space="preserve"> </w:t>
+      </w:r>
+      <w:r>
+        <w:rPr>
+          <w:rFonts w:ascii="Roboto Light" w:eastAsia="Roboto Light" w:hAnsi="Roboto Light" w:cs="Roboto Light"/>
+          <w:b/>
+          <w:bCs/>
+          <w:sz w:val="20"/>
+          <w:szCs w:val="20"/>
+        </w:rPr>
+        <w:tab/>
+      </w:r>
+      <w:r>
         <w:rPr>
           <w:rFonts w:ascii="Roboto Light" w:eastAsia="Roboto Light" w:hAnsi="Roboto Light" w:cs="Roboto Light"/>
           <w:i/>
@@ -762,38 +796,17 @@
           <w:sz w:val="20"/>
           <w:szCs w:val="20"/>
         </w:rPr>
-      </w:pPr>
+        <w:t>2021–2024</w:t>
+      </w:r>
       <w:r>
         <w:rPr>
           <w:rFonts w:ascii="Roboto Light" w:eastAsia="Roboto Light" w:hAnsi="Roboto Light" w:cs="Roboto Light"/>
           <w:sz w:val="20"/>
           <w:szCs w:val="20"/>
         </w:rPr>
-        <w:t>Artificial Compute</w:t>
-      </w:r>
-      <w:r>
-        <w:rPr>
-          <w:rFonts w:ascii="Roboto Light" w:eastAsia="Roboto Light" w:hAnsi="Roboto Light" w:cs="Roboto Light"/>
-          <w:sz w:val="20"/>
-          <w:szCs w:val="20"/>
-        </w:rPr>
-        <w:tab/>
-      </w:r>
-      <w:r>
-        <w:rPr>
-          <w:rFonts w:ascii="Roboto Light" w:eastAsia="Roboto Light" w:hAnsi="Roboto Light" w:cs="Roboto Light"/>
-          <w:sz w:val="20"/>
-          <w:szCs w:val="20"/>
-        </w:rPr>
-        <w:t>Remote</w:t>
-      </w:r>
-    </w:p>
-    <w:p>
-      <w:pPr>
-        <w:tabs>
-          <w:tab w:val="right" w:pos="10800"/>
-        </w:tabs>
-        <w:spacing w:after="120" w:line="240" w:lineRule="auto"/>
+        <w:br/>
+      </w:r>
+      <w:r>
         <w:rPr>
           <w:rFonts w:ascii="Roboto Light" w:eastAsia="Roboto Light" w:hAnsi="Roboto Light" w:cs="Roboto Light"/>
           <w:i/>
@@ -801,7 +814,28 @@
           <w:sz w:val="20"/>
           <w:szCs w:val="20"/>
         </w:rPr>
-      </w:pPr>
+        <w:t xml:space="preserve">Artificial Compute · Rodeo Logistics · </w:t>
+      </w:r>
+      <w:proofErr w:type="spellStart"/>
+      <w:r>
+        <w:rPr>
+          <w:rFonts w:ascii="Roboto Light" w:eastAsia="Roboto Light" w:hAnsi="Roboto Light" w:cs="Roboto Light"/>
+          <w:i/>
+          <w:iCs/>
+          <w:sz w:val="20"/>
+          <w:szCs w:val="20"/>
+        </w:rPr>
+        <w:t>DevWorks</w:t>
+      </w:r>
+      <w:proofErr w:type="spellEnd"/>
+      <w:r>
+        <w:rPr>
+          <w:rFonts w:ascii="Roboto Light" w:eastAsia="Roboto Light" w:hAnsi="Roboto Light" w:cs="Roboto Light"/>
+          <w:sz w:val="20"/>
+          <w:szCs w:val="20"/>
+        </w:rPr>
+        <w:br/>
+      </w:r>
       <w:r>
         <w:rPr>
           <w:rFonts w:ascii="Roboto Light" w:eastAsia="Roboto Light" w:hAnsi="Roboto Light" w:cs="Roboto Light"/>
@@ -812,29 +846,7 @@
           <w:sz w:val="20"/>
           <w:szCs w:val="20"/>
         </w:rPr>
-        <w:t>Front-end Developer</w:t>
-      </w:r>
-      <w:r>
-        <w:rPr>
-          <w:rFonts w:ascii="Roboto Light" w:eastAsia="Roboto Light" w:hAnsi="Roboto Light" w:cs="Roboto Light"/>
-          <w:b/>
-          <w:bCs/>
-          <w:i/>
-          <w:iCs/>
-          <w:sz w:val="20"/>
-          <w:szCs w:val="20"/>
-        </w:rPr>
-        <w:tab/>
-      </w:r>
-      <w:r>
-        <w:rPr>
-          <w:rFonts w:ascii="Roboto Light" w:eastAsia="Roboto Light" w:hAnsi="Roboto Light" w:cs="Roboto Light"/>
-          <w:i/>
-          <w:iCs/>
-          <w:sz w:val="20"/>
-          <w:szCs w:val="20"/>
-        </w:rPr>
-        <w:t>June 2023 – July 2024</w:t>
+        <w:t>Front-End Developer · Full-Stack Developer · Full-Stack Developer / Project Lead</w:t>
       </w:r>
     </w:p>
     <w:p>
@@ -842,13 +854,13 @@
         <w:pStyle w:val="ListParagraph"/>
         <w:numPr>
           <w:ilvl w:val="0"/>
-          <w:numId w:val="21"/>
+          <w:numId w:val="24"/>
         </w:numPr>
         <w:tabs>
           <w:tab w:val="right" w:pos="10800"/>
         </w:tabs>
-        <w:spacing w:after="0" w:line="240" w:lineRule="auto"/>
-        <w:ind w:left="187" w:hanging="187"/>
+        <w:spacing w:before="200" w:after="0" w:line="240" w:lineRule="auto"/>
+        <w:ind w:left="180" w:hanging="180"/>
         <w:rPr>
           <w:rFonts w:ascii="Roboto Light" w:eastAsia="Roboto Light" w:hAnsi="Roboto Light" w:cs="Roboto Light"/>
           <w:sz w:val="20"/>
@@ -857,233 +869,34 @@
       </w:pPr>
       <w:r>
         <w:rPr>
-          <w:rFonts w:ascii="Roboto Light" w:hAnsi="Roboto Light"/>
-        </w:rPr>
-        <w:t>Developed Next.js/React/Redux features that increased user engagement by 30%.</w:t>
+          <w:rFonts w:ascii="Roboto Light" w:eastAsia="Roboto Light" w:hAnsi="Roboto Light" w:cs="Roboto Light"/>
+          <w:sz w:val="20"/>
+          <w:szCs w:val="20"/>
+        </w:rPr>
+        <w:t xml:space="preserve">Built React, Next.js, TypeScript, Node.js, </w:t>
+      </w:r>
+      <w:proofErr w:type="spellStart"/>
+      <w:r>
+        <w:rPr>
+          <w:rFonts w:ascii="Roboto Light" w:eastAsia="Roboto Light" w:hAnsi="Roboto Light" w:cs="Roboto Light"/>
+          <w:sz w:val="20"/>
+          <w:szCs w:val="20"/>
+        </w:rPr>
+        <w:t>GraphQL</w:t>
+      </w:r>
+      <w:proofErr w:type="spellEnd"/>
+      <w:r>
+        <w:rPr>
+          <w:rFonts w:ascii="Roboto Light" w:eastAsia="Roboto Light" w:hAnsi="Roboto Light" w:cs="Roboto Light"/>
+          <w:sz w:val="20"/>
+          <w:szCs w:val="20"/>
+        </w:rPr>
+        <w:t>, and Redux applications across SaaS and logistics products, while also leading development projects and small engineering teams.</w:t>
       </w:r>
     </w:p>
     <w:p>
       <w:pPr>
-        <w:tabs>
-          <w:tab w:val="right" w:pos="10800"/>
-        </w:tabs>
-        <w:spacing w:before="120" w:after="0" w:line="240" w:lineRule="auto"/>
-        <w:rPr>
-          <w:rFonts w:ascii="Roboto Light" w:eastAsia="Roboto Light" w:hAnsi="Roboto Light" w:cs="Roboto Light"/>
-          <w:sz w:val="20"/>
-          <w:szCs w:val="20"/>
-        </w:rPr>
-      </w:pPr>
-      <w:r>
-        <w:rPr>
-          <w:rFonts w:ascii="Roboto Light" w:eastAsia="Roboto Light" w:hAnsi="Roboto Light" w:cs="Roboto Light"/>
-          <w:sz w:val="20"/>
-          <w:szCs w:val="20"/>
-        </w:rPr>
-        <w:t>Rodeo Logistics, LLC</w:t>
-      </w:r>
-      <w:r>
-        <w:rPr>
-          <w:rFonts w:ascii="Roboto Light" w:eastAsia="Roboto Light" w:hAnsi="Roboto Light" w:cs="Roboto Light"/>
-          <w:sz w:val="20"/>
-          <w:szCs w:val="20"/>
-        </w:rPr>
-        <w:tab/>
-      </w:r>
-      <w:r>
-        <w:rPr>
-          <w:rFonts w:ascii="Roboto Light" w:eastAsia="Roboto Light" w:hAnsi="Roboto Light" w:cs="Roboto Light"/>
-          <w:sz w:val="20"/>
-          <w:szCs w:val="20"/>
-        </w:rPr>
-        <w:t>Austin, TX - Remote</w:t>
-      </w:r>
-    </w:p>
-    <w:p>
-      <w:pPr>
-        <w:tabs>
-          <w:tab w:val="right" w:pos="10800"/>
-        </w:tabs>
-        <w:spacing w:after="120" w:line="240" w:lineRule="auto"/>
-        <w:rPr>
-          <w:rFonts w:ascii="Roboto Light" w:eastAsia="Roboto Light" w:hAnsi="Roboto Light" w:cs="Roboto Light"/>
-          <w:i/>
-          <w:iCs/>
-          <w:sz w:val="20"/>
-          <w:szCs w:val="20"/>
-        </w:rPr>
-      </w:pPr>
-      <w:r>
-        <w:rPr>
-          <w:rFonts w:ascii="Roboto Light" w:eastAsia="Roboto Light" w:hAnsi="Roboto Light" w:cs="Roboto Light"/>
-          <w:b/>
-          <w:bCs/>
-          <w:i/>
-          <w:iCs/>
-          <w:sz w:val="20"/>
-          <w:szCs w:val="20"/>
-        </w:rPr>
-        <w:t>Full-Stack Developer</w:t>
-      </w:r>
-      <w:r>
-        <w:rPr>
-          <w:rFonts w:ascii="Roboto Light" w:eastAsia="Roboto Light" w:hAnsi="Roboto Light" w:cs="Roboto Light"/>
-          <w:b/>
-          <w:bCs/>
-          <w:i/>
-          <w:iCs/>
-          <w:sz w:val="20"/>
-          <w:szCs w:val="20"/>
-        </w:rPr>
-        <w:tab/>
-      </w:r>
-      <w:r>
-        <w:rPr>
-          <w:rFonts w:ascii="Roboto Light" w:eastAsia="Roboto Light" w:hAnsi="Roboto Light" w:cs="Roboto Light"/>
-          <w:i/>
-          <w:iCs/>
-          <w:sz w:val="20"/>
-          <w:szCs w:val="20"/>
-        </w:rPr>
-        <w:t>December 2021 – February 2023</w:t>
-      </w:r>
-    </w:p>
-    <w:p>
-      <w:pPr>
-        <w:pStyle w:val="ListParagraph"/>
-        <w:numPr>
-          <w:ilvl w:val="0"/>
-          <w:numId w:val="18"/>
-        </w:numPr>
-        <w:tabs>
-          <w:tab w:val="right" w:pos="10800"/>
-        </w:tabs>
-        <w:spacing w:after="0" w:line="240" w:lineRule="auto"/>
-        <w:rPr>
-          <w:rFonts w:ascii="Roboto Light" w:eastAsia="Roboto Light" w:hAnsi="Roboto Light" w:cs="Roboto Light"/>
-          <w:sz w:val="20"/>
-          <w:szCs w:val="20"/>
-        </w:rPr>
-      </w:pPr>
-      <w:r>
-        <w:rPr>
-          <w:rFonts w:ascii="Roboto Light" w:hAnsi="Roboto Light"/>
-        </w:rPr>
-        <w:t>Built React, TypeScript, GraphQL, and Node.js business tools to modernize logistics operations.</w:t>
-      </w:r>
-    </w:p>
-    <w:p>
-      <w:pPr>
-        <w:tabs>
-          <w:tab w:val="right" w:pos="10800"/>
-        </w:tabs>
-        <w:spacing w:before="200" w:after="0" w:line="240" w:lineRule="auto"/>
-        <w:rPr>
-          <w:rFonts w:ascii="Roboto Light" w:eastAsia="Roboto Light" w:hAnsi="Roboto Light" w:cs="Roboto Light"/>
-          <w:sz w:val="20"/>
-          <w:szCs w:val="20"/>
-        </w:rPr>
-      </w:pPr>
-      <w:proofErr w:type="spellStart"/>
-      <w:r>
-        <w:rPr>
-          <w:rFonts w:ascii="Roboto Light" w:eastAsia="Roboto Light" w:hAnsi="Roboto Light" w:cs="Roboto Light"/>
-          <w:sz w:val="20"/>
-          <w:szCs w:val="20"/>
-        </w:rPr>
-        <w:t>DevWorks</w:t>
-      </w:r>
-      <w:proofErr w:type="spellEnd"/>
-      <w:r>
-        <w:rPr>
-          <w:rFonts w:ascii="Roboto Light" w:eastAsia="Roboto Light" w:hAnsi="Roboto Light" w:cs="Roboto Light"/>
-          <w:sz w:val="20"/>
-          <w:szCs w:val="20"/>
-        </w:rPr>
-        <w:tab/>
-      </w:r>
-      <w:r>
-        <w:rPr>
-          <w:rFonts w:ascii="Roboto Light" w:eastAsia="Roboto Light" w:hAnsi="Roboto Light" w:cs="Roboto Light"/>
-          <w:sz w:val="20"/>
-          <w:szCs w:val="20"/>
-        </w:rPr>
-        <w:t>Austin, TX</w:t>
-      </w:r>
-    </w:p>
-    <w:p>
-      <w:pPr>
-        <w:tabs>
-          <w:tab w:val="right" w:pos="10800"/>
-        </w:tabs>
-        <w:spacing w:after="120" w:line="240" w:lineRule="auto"/>
-        <w:rPr>
-          <w:rFonts w:ascii="Roboto Light" w:eastAsia="Roboto Light" w:hAnsi="Roboto Light" w:cs="Roboto Light"/>
-          <w:i/>
-          <w:iCs/>
-          <w:sz w:val="20"/>
-          <w:szCs w:val="20"/>
-        </w:rPr>
-      </w:pPr>
-      <w:r>
-        <w:rPr>
-          <w:rFonts w:ascii="Roboto Light" w:eastAsia="Roboto Light" w:hAnsi="Roboto Light" w:cs="Roboto Light"/>
-          <w:b/>
-          <w:bCs/>
-          <w:i/>
-          <w:iCs/>
-          <w:sz w:val="20"/>
-          <w:szCs w:val="20"/>
-        </w:rPr>
-        <w:t>Full-Stack Developer / Project Lead</w:t>
-      </w:r>
-      <w:r>
-        <w:rPr>
-          <w:rFonts w:ascii="Roboto Light" w:eastAsia="Roboto Light" w:hAnsi="Roboto Light" w:cs="Roboto Light"/>
-          <w:b/>
-          <w:bCs/>
-          <w:i/>
-          <w:iCs/>
-          <w:sz w:val="20"/>
-          <w:szCs w:val="20"/>
-        </w:rPr>
-        <w:tab/>
-      </w:r>
-      <w:r>
-        <w:rPr>
-          <w:rFonts w:ascii="Roboto Light" w:eastAsia="Roboto Light" w:hAnsi="Roboto Light" w:cs="Roboto Light"/>
-          <w:i/>
-          <w:iCs/>
-          <w:sz w:val="20"/>
-          <w:szCs w:val="20"/>
-        </w:rPr>
-        <w:t>March 2021 – December 2021</w:t>
-      </w:r>
-    </w:p>
-    <w:p>
-      <w:pPr>
-        <w:pStyle w:val="ListParagraph"/>
-        <w:numPr>
-          <w:ilvl w:val="0"/>
-          <w:numId w:val="19"/>
-        </w:numPr>
-        <w:spacing w:after="120" w:line="240" w:lineRule="auto"/>
-        <w:rPr>
-          <w:rFonts w:ascii="Roboto Light" w:eastAsia="Roboto Light" w:hAnsi="Roboto Light" w:cs="Roboto Light"/>
-          <w:sz w:val="20"/>
-          <w:szCs w:val="20"/>
-        </w:rPr>
-      </w:pPr>
-      <w:r>
-        <w:rPr>
-          <w:rFonts w:ascii="Roboto Light" w:hAnsi="Roboto Light"/>
-        </w:rPr>
-        <w:t>Coordinated software projects and development teams, achieving a 95% on-time delivery rate.</w:t>
-      </w:r>
-    </w:p>
-    <w:p>
-      <w:pPr>
-        <w:spacing w:after="100" w:line="240" w:lineRule="auto"/>
+        <w:spacing w:before="120" w:after="100" w:line="240" w:lineRule="auto"/>
         <w:rPr>
           <w:rFonts w:ascii="Roboto Light" w:eastAsia="Roboto Light" w:hAnsi="Roboto Light" w:cs="Roboto Light"/>
           <w:sz w:val="20"/>
@@ -1098,13 +911,13 @@
         <mc:AlternateContent>
           <mc:Choice Requires="wps">
             <w:drawing>
-              <wp:anchor distT="0" distB="0" distL="114300" distR="114300" simplePos="0" relativeHeight="251662336" behindDoc="0" locked="0" layoutInCell="1" hidden="0" allowOverlap="1" wp14:anchorId="6BCBBF1F" wp14:editId="7167318E">
+              <wp:anchor distT="0" distB="0" distL="114300" distR="114300" simplePos="0" relativeHeight="251662336" behindDoc="0" locked="0" layoutInCell="1" hidden="0" allowOverlap="1" wp14:anchorId="6BCBBF1F" wp14:editId="0BFB1BF3">
                 <wp:simplePos x="0" y="0"/>
-                <wp:positionH relativeFrom="column">
-                  <wp:posOffset>0</wp:posOffset>
+                <wp:positionH relativeFrom="margin">
+                  <wp:align>left</wp:align>
                 </wp:positionH>
                 <wp:positionV relativeFrom="paragraph">
-                  <wp:posOffset>172984</wp:posOffset>
+                  <wp:posOffset>258984</wp:posOffset>
                 </wp:positionV>
                 <wp:extent cx="6870700" cy="19050"/>
                 <wp:effectExtent l="0" t="0" r="25400" b="19050"/>
@@ -1143,8 +956,13 @@
           </mc:Choice>
           <mc:Fallback>
             <w:pict>
-              <v:shape w14:anchorId="737E944F" id="Straight Arrow Connector 602790726" o:spid="_x0000_s1026" type="#_x0000_t32" style="position:absolute;margin-left:0;margin-top:13.6pt;width:541pt;height:1.5pt;z-index:251662336;visibility:visible;mso-wrap-style:square;mso-wrap-distance-left:9pt;mso-wrap-distance-top:0;mso-wrap-distance-right:9pt;mso-wrap-distance-bottom:0;mso-position-horizontal:absolute;mso-position-horizontal-relative:text;mso-position-vertical:absolute;mso-position-vertical-relative:text" o:gfxdata="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" strokeweight="1.5pt">
+              <v:shapetype w14:anchorId="6CF788EB" id="_x0000_t32" coordsize="21600,21600" o:spt="32" o:oned="t" path="m,l21600,21600e" filled="f">
+                <v:path arrowok="t" fillok="f" o:connecttype="none"/>
+                <o:lock v:ext="edit" shapetype="t"/>
+              </v:shapetype>
+              <v:shape id="Straight Arrow Connector 602790726" o:spid="_x0000_s1026" type="#_x0000_t32" style="position:absolute;margin-left:0;margin-top:20.4pt;width:541pt;height:1.5pt;z-index:251662336;visibility:visible;mso-wrap-style:square;mso-wrap-distance-left:9pt;mso-wrap-distance-top:0;mso-wrap-distance-right:9pt;mso-wrap-distance-bottom:0;mso-position-horizontal:left;mso-position-horizontal-relative:margin;mso-position-vertical:absolute;mso-position-vertical-relative:text" o:gfxdata="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" strokeweight="1.5pt">
                 <v:stroke startarrowwidth="narrow" startarrowlength="short" endarrowwidth="narrow" endarrowlength="short" joinstyle="miter"/>
+                <w10:wrap anchorx="margin"/>
               </v:shape>
             </w:pict>
           </mc:Fallback>
@@ -1380,7 +1198,7 @@
               </wp:anchor>
             </w:drawing>
           </mc:Choice>
-          <mc:Fallback xmlns:sl="http://schemas.openxmlformats.org/schemaLibrary/2006/main" xmlns:a="http://schemas.openxmlformats.org/drawingml/2006/main" xmlns:pic="http://schemas.openxmlformats.org/drawingml/2006/picture" xmlns:c="http://schemas.openxmlformats.org/drawingml/2006/chart" xmlns:lc="http://schemas.openxmlformats.org/drawingml/2006/lockedCanvas" xmlns:dgm="http://schemas.openxmlformats.org/drawingml/2006/diagram" xmlns="http://schemas.microsoft.com/office/tasks/2019/documenttasks" xmlns:cr="http://schemas.microsoft.com/office/comments/2020/reactions">
+          <mc:Fallback xmlns:cr="http://schemas.microsoft.com/office/comments/2020/reactions" xmlns="http://schemas.microsoft.com/office/tasks/2019/documenttasks" xmlns:dgm="http://schemas.openxmlformats.org/drawingml/2006/diagram" xmlns:lc="http://schemas.openxmlformats.org/drawingml/2006/lockedCanvas" xmlns:c="http://schemas.openxmlformats.org/drawingml/2006/chart" xmlns:pic="http://schemas.openxmlformats.org/drawingml/2006/picture" xmlns:a="http://schemas.openxmlformats.org/drawingml/2006/main" xmlns:sl="http://schemas.openxmlformats.org/schemaLibrary/2006/main" xmlns:w16cei="http://schemas.microsoft.com/office/word/2026/wordml/cei">
             <w:drawing>
               <wp:anchor allowOverlap="1" behindDoc="0" distB="0" distT="0" distL="114300" distR="114300" hidden="0" layoutInCell="1" locked="0" relativeHeight="0" simplePos="0">
                 <wp:simplePos x="0" y="0"/>
@@ -1428,11 +1246,11 @@
     <w:p>
       <w:pPr>
         <w:spacing w:before="100" w:after="0" w:line="240" w:lineRule="auto"/>
-        <w:ind w:left="90"/>
-        <w:rPr>
-          <w:rFonts w:ascii="Roboto Light" w:eastAsia="Roboto Light" w:hAnsi="Roboto Light" w:cs="Roboto Light"/>
-          <w:sz w:val="20"/>
-          <w:szCs w:val="20"/>
+        <w:ind w:left="90" w:hanging="90"/>
+        <w:rPr>
+          <w:rFonts w:ascii="Roboto Light" w:eastAsia="Roboto Light" w:hAnsi="Roboto Light" w:cs="Roboto Light"/>
+          <w:sz w:val="21"/>
+          <w:szCs w:val="21"/>
         </w:rPr>
       </w:pPr>
       <w:r>
@@ -1440,12 +1258,16 @@
           <w:rFonts w:ascii="Roboto Light" w:hAnsi="Roboto Light"/>
           <w:b/>
           <w:bCs/>
+          <w:sz w:val="21"/>
+          <w:szCs w:val="21"/>
         </w:rPr>
         <w:t xml:space="preserve">Frontend: </w:t>
       </w:r>
       <w:r>
         <w:rPr>
           <w:rFonts w:ascii="Roboto Light" w:hAnsi="Roboto Light"/>
+          <w:sz w:val="21"/>
+          <w:szCs w:val="21"/>
         </w:rPr>
         <w:t>React, Next.js, TypeScript, Redux, React Query, Tailwind, Figma</w:t>
       </w:r>
@@ -1453,11 +1275,11 @@
     <w:p>
       <w:pPr>
         <w:spacing w:after="0" w:line="240" w:lineRule="auto"/>
-        <w:ind w:left="90"/>
-        <w:rPr>
-          <w:rFonts w:ascii="Roboto Light" w:eastAsia="Roboto Light" w:hAnsi="Roboto Light" w:cs="Roboto Light"/>
-          <w:sz w:val="20"/>
-          <w:szCs w:val="20"/>
+        <w:ind w:left="90" w:hanging="90"/>
+        <w:rPr>
+          <w:rFonts w:ascii="Roboto Light" w:eastAsia="Roboto Light" w:hAnsi="Roboto Light" w:cs="Roboto Light"/>
+          <w:sz w:val="21"/>
+          <w:szCs w:val="21"/>
         </w:rPr>
       </w:pPr>
       <w:r>
@@ -1465,12 +1287,16 @@
           <w:rFonts w:ascii="Roboto Light" w:hAnsi="Roboto Light"/>
           <w:b/>
           <w:bCs/>
+          <w:sz w:val="21"/>
+          <w:szCs w:val="21"/>
         </w:rPr>
         <w:t xml:space="preserve">Architecture &amp; Backend: </w:t>
       </w:r>
       <w:r>
         <w:rPr>
           <w:rFonts w:ascii="Roboto Light" w:hAnsi="Roboto Light"/>
+          <w:sz w:val="21"/>
+          <w:szCs w:val="21"/>
         </w:rPr>
         <w:t>System Design, API Design, Node.js, NestJS, Express, PostgreSQL, REST API, GraphQL</w:t>
       </w:r>
@@ -1478,11 +1304,11 @@
     <w:p>
       <w:pPr>
         <w:spacing w:after="0" w:line="240" w:lineRule="auto"/>
-        <w:ind w:left="90"/>
-        <w:rPr>
-          <w:rFonts w:ascii="Roboto Light" w:eastAsia="Roboto Light" w:hAnsi="Roboto Light" w:cs="Roboto Light"/>
-          <w:sz w:val="20"/>
-          <w:szCs w:val="20"/>
+        <w:ind w:left="90" w:hanging="90"/>
+        <w:rPr>
+          <w:rFonts w:ascii="Roboto Light" w:eastAsia="Roboto Light" w:hAnsi="Roboto Light" w:cs="Roboto Light"/>
+          <w:sz w:val="21"/>
+          <w:szCs w:val="21"/>
         </w:rPr>
       </w:pPr>
       <w:r>
@@ -1490,12 +1316,16 @@
           <w:rFonts w:ascii="Roboto Light" w:hAnsi="Roboto Light"/>
           <w:b/>
           <w:bCs/>
+          <w:sz w:val="21"/>
+          <w:szCs w:val="21"/>
         </w:rPr>
         <w:t>AI &amp; Data</w:t>
       </w:r>
       <w:r>
         <w:rPr>
           <w:rFonts w:ascii="Roboto Light" w:hAnsi="Roboto Light"/>
+          <w:sz w:val="21"/>
+          <w:szCs w:val="21"/>
         </w:rPr>
         <w:t>: OpenAI, Claude, LangChain, LangGraph, RAG, LLM Orchestration, Multi-Agent Systems, Embeddings, Vector Search, ChromaDB, pgvector, DuckDB</w:t>
       </w:r>
@@ -1503,11 +1333,11 @@
     <w:p>
       <w:pPr>
         <w:spacing w:after="0" w:line="240" w:lineRule="auto"/>
-        <w:ind w:left="90"/>
-        <w:rPr>
-          <w:rFonts w:ascii="Roboto Light" w:eastAsia="Roboto Light" w:hAnsi="Roboto Light" w:cs="Roboto Light"/>
-          <w:sz w:val="20"/>
-          <w:szCs w:val="20"/>
+        <w:ind w:left="90" w:hanging="90"/>
+        <w:rPr>
+          <w:rFonts w:ascii="Roboto Light" w:eastAsia="Roboto Light" w:hAnsi="Roboto Light" w:cs="Roboto Light"/>
+          <w:sz w:val="21"/>
+          <w:szCs w:val="21"/>
         </w:rPr>
       </w:pPr>
       <w:r>
@@ -1515,6 +1345,8 @@
           <w:rFonts w:ascii="Roboto Light" w:hAnsi="Roboto Light"/>
           <w:b/>
           <w:bCs/>
+          <w:sz w:val="21"/>
+          <w:szCs w:val="21"/>
         </w:rPr>
         <w:t>Test</w:t>
       </w:r>
@@ -1523,12 +1355,16 @@
           <w:rFonts w:ascii="Roboto Light" w:hAnsi="Roboto Light"/>
           <w:b/>
           <w:bCs/>
+          <w:sz w:val="21"/>
+          <w:szCs w:val="21"/>
         </w:rPr>
         <w:t>ing</w:t>
       </w:r>
       <w:r>
         <w:rPr>
           <w:rFonts w:ascii="Roboto Light" w:hAnsi="Roboto Light"/>
+          <w:sz w:val="21"/>
+          <w:szCs w:val="21"/>
         </w:rPr>
         <w:t xml:space="preserve">: Playwright, Cypress, </w:t>
       </w:r>
@@ -1536,6 +1372,8 @@
       <w:r>
         <w:rPr>
           <w:rFonts w:ascii="Roboto Light" w:hAnsi="Roboto Light"/>
+          <w:sz w:val="21"/>
+          <w:szCs w:val="21"/>
         </w:rPr>
         <w:t>Vitest</w:t>
       </w:r>
@@ -1543,6 +1381,8 @@
       <w:r>
         <w:rPr>
           <w:rFonts w:ascii="Roboto Light" w:hAnsi="Roboto Light"/>
+          <w:sz w:val="21"/>
+          <w:szCs w:val="21"/>
         </w:rPr>
         <w:t>, Jest</w:t>
       </w:r>
@@ -1550,11 +1390,11 @@
     <w:p>
       <w:pPr>
         <w:spacing w:after="0" w:line="240" w:lineRule="auto"/>
-        <w:ind w:left="90"/>
-        <w:rPr>
-          <w:rFonts w:ascii="Roboto Light" w:eastAsia="Roboto Light" w:hAnsi="Roboto Light" w:cs="Roboto Light"/>
-          <w:sz w:val="20"/>
-          <w:szCs w:val="20"/>
+        <w:ind w:left="90" w:hanging="90"/>
+        <w:rPr>
+          <w:rFonts w:ascii="Roboto Light" w:eastAsia="Roboto Light" w:hAnsi="Roboto Light" w:cs="Roboto Light"/>
+          <w:sz w:val="21"/>
+          <w:szCs w:val="21"/>
         </w:rPr>
       </w:pPr>
       <w:r>
@@ -1562,12 +1402,16 @@
           <w:rFonts w:ascii="Roboto Light" w:hAnsi="Roboto Light"/>
           <w:b/>
           <w:bCs/>
+          <w:sz w:val="21"/>
+          <w:szCs w:val="21"/>
         </w:rPr>
         <w:t>DevOps</w:t>
       </w:r>
       <w:r>
         <w:rPr>
           <w:rFonts w:ascii="Roboto Light" w:hAnsi="Roboto Light"/>
+          <w:sz w:val="21"/>
+          <w:szCs w:val="21"/>
         </w:rPr>
         <w:t>: AWS, Docker, CircleCI, Vercel, Fly.io</w:t>
       </w:r>
@@ -1575,13 +1419,13 @@
     <w:p>
       <w:pPr>
         <w:spacing w:after="0" w:line="240" w:lineRule="auto"/>
-        <w:ind w:left="90"/>
+        <w:ind w:left="90" w:hanging="90"/>
         <w:rPr>
           <w:rFonts w:ascii="Roboto Light" w:eastAsia="Roboto Light" w:hAnsi="Roboto Light" w:cs="Roboto Light"/>
           <w:b/>
           <w:bCs/>
-          <w:sz w:val="20"/>
-          <w:szCs w:val="20"/>
+          <w:sz w:val="21"/>
+          <w:szCs w:val="21"/>
         </w:rPr>
       </w:pPr>
       <w:r>
@@ -1589,12 +1433,16 @@
           <w:rFonts w:ascii="Roboto Light" w:hAnsi="Roboto Light"/>
           <w:b/>
           <w:bCs/>
+          <w:sz w:val="21"/>
+          <w:szCs w:val="21"/>
         </w:rPr>
         <w:t xml:space="preserve">Tools: </w:t>
       </w:r>
       <w:r>
         <w:rPr>
           <w:rFonts w:ascii="Roboto Light" w:hAnsi="Roboto Light"/>
+          <w:sz w:val="21"/>
+          <w:szCs w:val="21"/>
         </w:rPr>
         <w:t>Bash, Git, JIRA, Postman</w:t>
       </w:r>
@@ -1610,7 +1458,7 @@
 </file>
 
 <file path=word/numbering.xml><?xml version="1.0" encoding="utf-8"?>
-<w:numbering xmlns:wpc="http://schemas.microsoft.com/office/word/2010/wordprocessingCanvas" xmlns:cx="http://schemas.microsoft.com/office/drawing/2014/chartex" xmlns:cx1="http://schemas.microsoft.com/office/drawing/2015/9/8/chartex" xmlns:cx2="http://schemas.microsoft.com/office/drawing/2015/10/21/chartex" xmlns:cx3="http://schemas.microsoft.com/office/drawing/2016/5/9/chartex" xmlns:cx4="http://schemas.microsoft.com/office/drawing/2016/5/10/chartex" xmlns:cx5="http://schemas.microsoft.com/office/drawing/2016/5/11/chartex" xmlns:cx6="http://schemas.microsoft.com/office/drawing/2016/5/12/chartex" xmlns:cx7="http://schemas.microsoft.com/office/drawing/2016/5/13/chartex" xmlns:cx8="http://schemas.microsoft.com/office/drawing/2016/5/14/chartex" xmlns:mc="http://schemas.openxmlformats.org/markup-compatibility/2006" xmlns:aink="http://schemas.microsoft.com/office/drawing/2016/ink" xmlns:am3d="http://schemas.microsoft.com/office/drawing/2017/model3d" xmlns:o="urn:schemas-microsoft-com:office:office" xmlns:oel="http://schemas.microsoft.com/office/2019/extlst" xmlns:r="http://schemas.openxmlformats.org/officeDocument/2006/relationships" xmlns:m="http://schemas.openxmlformats.org/officeDocument/2006/math" xmlns:v="urn:schemas-microsoft-com:vml" xmlns:wp14="http://schemas.microsoft.com/office/word/2010/wordprocessingDrawing" xmlns:wp="http://schemas.openxmlformats.org/drawingml/2006/wordprocessingDrawing" xmlns:w10="urn:schemas-microsoft-com:office:word" xmlns:w="http://schemas.openxmlformats.org/wordprocessingml/2006/main" xmlns:w14="http://schemas.microsoft.com/office/word/2010/wordml" xmlns:w15="http://schemas.microsoft.com/office/word/2012/wordml" xmlns:w16cei="http://schemas.microsoft.com/office/word/2026/wordml/cei" xmlns:w16cex="http://schemas.microsoft.com/office/word/2018/wordml/cex" xmlns:w16cid="http://schemas.microsoft.com/office/word/2016/wordml/cid" xmlns:w16="http://schemas.microsoft.com/office/word/2018/wordml" xmlns:w16du="http://schemas.microsoft.com/office/word/2023/wordml/word16du" xmlns:w16sdtdh="http://schemas.microsoft.com/office/word/2020/wordml/sdtdatahash" xmlns:w16sdtfl="http://schemas.microsoft.com/office/word/2024/wordml/sdtformatlock" xmlns:w16se="http://schemas.microsoft.com/office/word/2015/wordml/symex" xmlns:wpg="http://schemas.microsoft.com/office/word/2010/wordprocessingGroup" xmlns:wpi="http://schemas.microsoft.com/office/word/2010/wordprocessingInk" xmlns:wne="http://schemas.microsoft.com/office/word/2006/wordml" xmlns:wps="http://schemas.microsoft.com/office/word/2010/wordprocessingShape" mc:Ignorable="w14 w15 w16se w16cid w16 w16cex w16sdtdh w16sdtfl w16du wp14">
+<w:numbering xmlns:wpc="http://schemas.microsoft.com/office/word/2010/wordprocessingCanvas" xmlns:cx="http://schemas.microsoft.com/office/drawing/2014/chartex" xmlns:cx1="http://schemas.microsoft.com/office/drawing/2015/9/8/chartex" xmlns:cx2="http://schemas.microsoft.com/office/drawing/2015/10/21/chartex" xmlns:cx3="http://schemas.microsoft.com/office/drawing/2016/5/9/chartex" xmlns:cx4="http://schemas.microsoft.com/office/drawing/2016/5/10/chartex" xmlns:cx5="http://schemas.microsoft.com/office/drawing/2016/5/11/chartex" xmlns:cx6="http://schemas.microsoft.com/office/drawing/2016/5/12/chartex" xmlns:cx7="http://schemas.microsoft.com/office/drawing/2016/5/13/chartex" xmlns:cx8="http://schemas.microsoft.com/office/drawing/2016/5/14/chartex" xmlns:mc="http://schemas.openxmlformats.org/markup-compatibility/2006" xmlns:aink="http://schemas.microsoft.com/office/drawing/2016/ink" xmlns:am3d="http://schemas.microsoft.com/office/drawing/2017/model3d" xmlns:o="urn:schemas-microsoft-com:office:office" xmlns:oel="http://schemas.microsoft.com/office/2019/extlst" xmlns:r="http://schemas.openxmlformats.org/officeDocument/2006/relationships" xmlns:m="http://schemas.openxmlformats.org/officeDocument/2006/math" xmlns:v="urn:schemas-microsoft-com:vml" xmlns:wp14="http://schemas.microsoft.com/office/word/2010/wordprocessingDrawing" xmlns:wp="http://schemas.openxmlformats.org/drawingml/2006/wordprocessingDrawing" xmlns:w10="urn:schemas-microsoft-com:office:word" xmlns:w="http://schemas.openxmlformats.org/wordprocessingml/2006/main" xmlns:w14="http://schemas.microsoft.com/office/word/2010/wordml" xmlns:w15="http://schemas.microsoft.com/office/word/2012/wordml" xmlns:w16cex="http://schemas.microsoft.com/office/word/2018/wordml/cex" xmlns:w16cid="http://schemas.microsoft.com/office/word/2016/wordml/cid" xmlns:w16="http://schemas.microsoft.com/office/word/2018/wordml" xmlns:w16du="http://schemas.microsoft.com/office/word/2023/wordml/word16du" xmlns:w16sdtdh="http://schemas.microsoft.com/office/word/2020/wordml/sdtdatahash" xmlns:w16sdtfl="http://schemas.microsoft.com/office/word/2024/wordml/sdtformatlock" xmlns:w16se="http://schemas.microsoft.com/office/word/2015/wordml/symex" xmlns:wpg="http://schemas.microsoft.com/office/word/2010/wordprocessingGroup" xmlns:wpi="http://schemas.microsoft.com/office/word/2010/wordprocessingInk" xmlns:wne="http://schemas.microsoft.com/office/word/2006/wordml" xmlns:wps="http://schemas.microsoft.com/office/word/2010/wordprocessingShape" mc:Ignorable="w14 w15 w16se w16cid w16 w16cex w16sdtdh w16sdtfl w16du wp14">
   <w:abstractNum w:abstractNumId="0" w15:restartNumberingAfterBreak="0">
     <w:nsid w:val="0E2140DF"/>
     <w:multiLevelType w:val="hybridMultilevel"/>
@@ -3874,6 +3722,155 @@
     </w:lvl>
   </w:abstractNum>
   <w:abstractNum w:abstractNumId="20" w15:restartNumberingAfterBreak="0">
+    <w:nsid w:val="5C42128D"/>
+    <w:multiLevelType w:val="multilevel"/>
+    <w:tmpl w:val="D788F9E0"/>
+    <w:lvl w:ilvl="0">
+      <w:start w:val="1"/>
+      <w:numFmt w:val="bullet"/>
+      <w:lvlText w:val=""/>
+      <w:lvlJc w:val="left"/>
+      <w:pPr>
+        <w:tabs>
+          <w:tab w:val="num" w:pos="720"/>
+        </w:tabs>
+        <w:ind w:left="720" w:hanging="360"/>
+      </w:pPr>
+      <w:rPr>
+        <w:rFonts w:ascii="Symbol" w:hAnsi="Symbol" w:hint="default"/>
+        <w:sz w:val="20"/>
+      </w:rPr>
+    </w:lvl>
+    <w:lvl w:ilvl="1" w:tentative="1">
+      <w:start w:val="1"/>
+      <w:numFmt w:val="bullet"/>
+      <w:lvlText w:val="o"/>
+      <w:lvlJc w:val="left"/>
+      <w:pPr>
+        <w:tabs>
+          <w:tab w:val="num" w:pos="1440"/>
+        </w:tabs>
+        <w:ind w:left="1440" w:hanging="360"/>
+      </w:pPr>
+      <w:rPr>
+        <w:rFonts w:ascii="Courier New" w:hAnsi="Courier New" w:hint="default"/>
+        <w:sz w:val="20"/>
+      </w:rPr>
+    </w:lvl>
+    <w:lvl w:ilvl="2" w:tentative="1">
+      <w:start w:val="1"/>
+      <w:numFmt w:val="bullet"/>
+      <w:lvlText w:val=""/>
+      <w:lvlJc w:val="left"/>
+      <w:pPr>
+        <w:tabs>
+          <w:tab w:val="num" w:pos="2160"/>
+        </w:tabs>
+        <w:ind w:left="2160" w:hanging="360"/>
+      </w:pPr>
+      <w:rPr>
+        <w:rFonts w:ascii="Wingdings" w:hAnsi="Wingdings" w:hint="default"/>
+        <w:sz w:val="20"/>
+      </w:rPr>
+    </w:lvl>
+    <w:lvl w:ilvl="3" w:tentative="1">
+      <w:start w:val="1"/>
+      <w:numFmt w:val="bullet"/>
+      <w:lvlText w:val=""/>
+      <w:lvlJc w:val="left"/>
+      <w:pPr>
+        <w:tabs>
+          <w:tab w:val="num" w:pos="2880"/>
+        </w:tabs>
+        <w:ind w:left="2880" w:hanging="360"/>
+      </w:pPr>
+      <w:rPr>
+        <w:rFonts w:ascii="Wingdings" w:hAnsi="Wingdings" w:hint="default"/>
+        <w:sz w:val="20"/>
+      </w:rPr>
+    </w:lvl>
+    <w:lvl w:ilvl="4" w:tentative="1">
+      <w:start w:val="1"/>
+      <w:numFmt w:val="bullet"/>
+      <w:lvlText w:val=""/>
+      <w:lvlJc w:val="left"/>
+      <w:pPr>
+        <w:tabs>
+          <w:tab w:val="num" w:pos="3600"/>
+        </w:tabs>
+        <w:ind w:left="3600" w:hanging="360"/>
+      </w:pPr>
+      <w:rPr>
+        <w:rFonts w:ascii="Wingdings" w:hAnsi="Wingdings" w:hint="default"/>
+        <w:sz w:val="20"/>
+      </w:rPr>
+    </w:lvl>
+    <w:lvl w:ilvl="5" w:tentative="1">
+      <w:start w:val="1"/>
+      <w:numFmt w:val="bullet"/>
+      <w:lvlText w:val=""/>
+      <w:lvlJc w:val="left"/>
+      <w:pPr>
+        <w:tabs>
+          <w:tab w:val="num" w:pos="4320"/>
+        </w:tabs>
+        <w:ind w:left="4320" w:hanging="360"/>
+      </w:pPr>
+      <w:rPr>
+        <w:rFonts w:ascii="Wingdings" w:hAnsi="Wingdings" w:hint="default"/>
+        <w:sz w:val="20"/>
+      </w:rPr>
+    </w:lvl>
+    <w:lvl w:ilvl="6" w:tentative="1">
+      <w:start w:val="1"/>
+      <w:numFmt w:val="bullet"/>
+      <w:lvlText w:val=""/>
+      <w:lvlJc w:val="left"/>
+      <w:pPr>
+        <w:tabs>
+          <w:tab w:val="num" w:pos="5040"/>
+        </w:tabs>
+        <w:ind w:left="5040" w:hanging="360"/>
+      </w:pPr>
+      <w:rPr>
+        <w:rFonts w:ascii="Wingdings" w:hAnsi="Wingdings" w:hint="default"/>
+        <w:sz w:val="20"/>
+      </w:rPr>
+    </w:lvl>
+    <w:lvl w:ilvl="7" w:tentative="1">
+      <w:start w:val="1"/>
+      <w:numFmt w:val="bullet"/>
+      <w:lvlText w:val=""/>
+      <w:lvlJc w:val="left"/>
+      <w:pPr>
+        <w:tabs>
+          <w:tab w:val="num" w:pos="5760"/>
+        </w:tabs>
+        <w:ind w:left="5760" w:hanging="360"/>
+      </w:pPr>
+      <w:rPr>
+        <w:rFonts w:ascii="Wingdings" w:hAnsi="Wingdings" w:hint="default"/>
+        <w:sz w:val="20"/>
+      </w:rPr>
+    </w:lvl>
+    <w:lvl w:ilvl="8" w:tentative="1">
+      <w:start w:val="1"/>
+      <w:numFmt w:val="bullet"/>
+      <w:lvlText w:val=""/>
+      <w:lvlJc w:val="left"/>
+      <w:pPr>
+        <w:tabs>
+          <w:tab w:val="num" w:pos="6480"/>
+        </w:tabs>
+        <w:ind w:left="6480" w:hanging="360"/>
+      </w:pPr>
+      <w:rPr>
+        <w:rFonts w:ascii="Wingdings" w:hAnsi="Wingdings" w:hint="default"/>
+        <w:sz w:val="20"/>
+      </w:rPr>
+    </w:lvl>
+  </w:abstractNum>
+  <w:abstractNum w:abstractNumId="21" w15:restartNumberingAfterBreak="0">
     <w:nsid w:val="66A64354"/>
     <w:multiLevelType w:val="hybridMultilevel"/>
     <w:tmpl w:val="17E074B4"/>
@@ -3986,7 +3983,7 @@
       </w:rPr>
     </w:lvl>
   </w:abstractNum>
-  <w:abstractNum w:abstractNumId="21" w15:restartNumberingAfterBreak="0">
+  <w:abstractNum w:abstractNumId="22" w15:restartNumberingAfterBreak="0">
     <w:nsid w:val="6A4F29AD"/>
     <w:multiLevelType w:val="hybridMultilevel"/>
     <w:tmpl w:val="F0B01D7E"/>
@@ -4099,7 +4096,7 @@
       </w:rPr>
     </w:lvl>
   </w:abstractNum>
-  <w:abstractNum w:abstractNumId="22" w15:restartNumberingAfterBreak="0">
+  <w:abstractNum w:abstractNumId="23" w15:restartNumberingAfterBreak="0">
     <w:nsid w:val="6FD5176B"/>
     <w:multiLevelType w:val="hybridMultilevel"/>
     <w:tmpl w:val="2DF68644"/>
@@ -4212,7 +4209,7 @@
       </w:rPr>
     </w:lvl>
   </w:abstractNum>
-  <w:abstractNum w:abstractNumId="23" w15:restartNumberingAfterBreak="0">
+  <w:abstractNum w:abstractNumId="24" w15:restartNumberingAfterBreak="0">
     <w:nsid w:val="6FD75ABB"/>
     <w:multiLevelType w:val="multilevel"/>
     <w:tmpl w:val="8C7E3680"/>
@@ -4327,7 +4324,7 @@
       </w:rPr>
     </w:lvl>
   </w:abstractNum>
-  <w:abstractNum w:abstractNumId="24" w15:restartNumberingAfterBreak="0">
+  <w:abstractNum w:abstractNumId="25" w15:restartNumberingAfterBreak="0">
     <w:nsid w:val="7C7B53B9"/>
     <w:multiLevelType w:val="multilevel"/>
     <w:tmpl w:val="3BE641AE"/>
@@ -4443,13 +4440,13 @@
     </w:lvl>
   </w:abstractNum>
   <w:num w:numId="1" w16cid:durableId="1233390664">
-    <w:abstractNumId w:val="23"/>
+    <w:abstractNumId w:val="24"/>
   </w:num>
   <w:num w:numId="2" w16cid:durableId="398216363">
     <w:abstractNumId w:val="2"/>
   </w:num>
   <w:num w:numId="3" w16cid:durableId="1971011880">
-    <w:abstractNumId w:val="24"/>
+    <w:abstractNumId w:val="25"/>
   </w:num>
   <w:num w:numId="4" w16cid:durableId="1804107515">
     <w:abstractNumId w:val="7"/>
@@ -4476,7 +4473,7 @@
     <w:abstractNumId w:val="4"/>
   </w:num>
   <w:num w:numId="12" w16cid:durableId="486674619">
-    <w:abstractNumId w:val="21"/>
+    <w:abstractNumId w:val="22"/>
   </w:num>
   <w:num w:numId="13" w16cid:durableId="1696272801">
     <w:abstractNumId w:val="3"/>
@@ -4494,7 +4491,7 @@
     <w:abstractNumId w:val="12"/>
   </w:num>
   <w:num w:numId="18" w16cid:durableId="756639443">
-    <w:abstractNumId w:val="20"/>
+    <w:abstractNumId w:val="21"/>
   </w:num>
   <w:num w:numId="19" w16cid:durableId="153768536">
     <w:abstractNumId w:val="9"/>
@@ -4503,7 +4500,7 @@
     <w:abstractNumId w:val="16"/>
   </w:num>
   <w:num w:numId="21" w16cid:durableId="435447563">
-    <w:abstractNumId w:val="22"/>
+    <w:abstractNumId w:val="23"/>
   </w:num>
   <w:num w:numId="22" w16cid:durableId="238633783">
     <w:abstractNumId w:val="19"/>
@@ -4516,6 +4513,9 @@
   </w:num>
   <w:num w:numId="25" w16cid:durableId="263534113">
     <w:abstractNumId w:val="11"/>
+  </w:num>
+  <w:num w:numId="26" w16cid:durableId="1571886865">
+    <w:abstractNumId w:val="20"/>
   </w:num>
 </w:numbering>
 </file>
